--- a/04-desenvolvimento/02-guia-de-contribuicao.docx
+++ b/04-desenvolvimento/02-guia-de-contribuicao.docx
@@ -1476,7 +1476,7 @@
     </w:p>
     <w:bookmarkEnd w:id="62"/>
     <w:bookmarkEnd w:id="63"/>
-    <w:bookmarkStart w:id="65" w:name="testes-exigidos"/>
+    <w:bookmarkStart w:id="66" w:name="testes-exigidos"/>
     <w:p>
       <w:pPr>
         <w:pStyle w:val="Heading2"/>
@@ -1665,6 +1665,29 @@
           <w:t xml:space="preserve">Plano de Testes</w:t>
         </w:r>
       </w:hyperlink>
+      <w:r>
+        <w:t xml:space="preserve"> </w:t>
+      </w:r>
+      <w:r>
+        <w:t xml:space="preserve">e</w:t>
+      </w:r>
+      <w:r>
+        <w:t xml:space="preserve"> </w:t>
+      </w:r>
+      <w:hyperlink r:id="rId65">
+        <w:r>
+          <w:rPr>
+            <w:rStyle w:val="Hyperlink"/>
+          </w:rPr>
+          <w:t xml:space="preserve">Integração e Entrega Contínua</w:t>
+        </w:r>
+      </w:hyperlink>
+      <w:r>
+        <w:t xml:space="preserve"> </w:t>
+      </w:r>
+      <w:r>
+        <w:t xml:space="preserve">— o que corre em cada PR e o que bloqueia o merge.</w:t>
+      </w:r>
     </w:p>
     <w:p>
       <w:r>
@@ -1673,8 +1696,8 @@
         </w:pict>
       </w:r>
     </w:p>
-    <w:bookmarkEnd w:id="65"/>
-    <w:bookmarkStart w:id="68" w:name="merge-e-release"/>
+    <w:bookmarkEnd w:id="66"/>
+    <w:bookmarkStart w:id="69" w:name="merge-e-release"/>
     <w:p>
       <w:pPr>
         <w:pStyle w:val="Heading2"/>
@@ -1811,7 +1834,7 @@
             <w:pPr>
               <w:pStyle w:val="Compact"/>
             </w:pPr>
-            <w:hyperlink r:id="rId66">
+            <w:hyperlink r:id="rId67">
               <w:r>
                 <w:rPr>
                   <w:rStyle w:val="Hyperlink"/>
@@ -1861,7 +1884,7 @@
             <w:r>
               <w:t xml:space="preserve"> </w:t>
             </w:r>
-            <w:hyperlink r:id="rId67">
+            <w:hyperlink r:id="rId68">
               <w:r>
                 <w:rPr>
                   <w:rStyle w:val="Hyperlink"/>
@@ -1880,8 +1903,8 @@
         </w:pict>
       </w:r>
     </w:p>
-    <w:bookmarkEnd w:id="68"/>
-    <w:bookmarkStart w:id="70" w:name="reportar-bugs"/>
+    <w:bookmarkEnd w:id="69"/>
+    <w:bookmarkStart w:id="71" w:name="reportar-bugs"/>
     <w:p>
       <w:pPr>
         <w:pStyle w:val="Heading2"/>
@@ -1985,7 +2008,7 @@
       <w:r>
         <w:t xml:space="preserve"> </w:t>
       </w:r>
-      <w:hyperlink r:id="rId69">
+      <w:hyperlink r:id="rId70">
         <w:r>
           <w:rPr>
             <w:rStyle w:val="Hyperlink"/>
@@ -2004,8 +2027,8 @@
         </w:pict>
       </w:r>
     </w:p>
-    <w:bookmarkEnd w:id="70"/>
-    <w:bookmarkStart w:id="71" w:name="código-de-conduta"/>
+    <w:bookmarkEnd w:id="71"/>
+    <w:bookmarkStart w:id="72" w:name="código-de-conduta"/>
     <w:p>
       <w:pPr>
         <w:pStyle w:val="Heading2"/>
@@ -2022,7 +2045,7 @@
         <w:t xml:space="preserve">{{Ligar ao CODE_OF_CONDUCT.md. Resumo: respeito, boa-fé, foco no problema.}}</w:t>
       </w:r>
     </w:p>
-    <w:bookmarkEnd w:id="71"/>
+    <w:bookmarkEnd w:id="72"/>
     <w:sectPr>
       <w:footerReference xmlns:r="http://schemas.openxmlformats.org/officeDocument/2006/relationships" r:id="rId40" w:type="default"/>
       <w:pgSz w:h="16838" w:w="11906"/>
